--- a/documenten/Briefpapier zonder footer.docx
+++ b/documenten/Briefpapier zonder footer.docx
@@ -6,10 +6,10 @@
       <w:tblPr>
         <w:tblW w:type="pct" w:w="100%"/>
         <w:tblBorders>
-          <w:top w:val="single" w:color="BFD8E3" w:sz="4"/>
-          <w:left w:val="single" w:color="BFD8E3" w:sz="4"/>
-          <w:bottom w:val="single" w:color="BFD8E3" w:sz="4"/>
-          <w:right w:val="single" w:color="BFD8E3" w:sz="4"/>
+          <w:top w:val="none" w:color="FFFFFF" w:sz="0"/>
+          <w:left w:val="none" w:color="FFFFFF" w:sz="0"/>
+          <w:bottom w:val="none" w:color="FFFFFF" w:sz="0"/>
+          <w:right w:val="none" w:color="FFFFFF" w:sz="0"/>
           <w:insideH w:val="none" w:color="FFFFFF" w:sz="0"/>
           <w:insideV w:val="none" w:color="FFFFFF" w:sz="0"/>
         </w:tblBorders>
@@ -73,10 +73,10 @@
       <w:tblPr>
         <w:tblW w:type="pct" w:w="100%"/>
         <w:tblBorders>
-          <w:top w:val="single" w:color="BFD8E3" w:sz="4"/>
-          <w:left w:val="single" w:color="BFD8E3" w:sz="4"/>
-          <w:bottom w:val="single" w:color="BFD8E3" w:sz="4"/>
-          <w:right w:val="single" w:color="BFD8E3" w:sz="4"/>
+          <w:top w:val="none" w:color="FFFFFF" w:sz="0"/>
+          <w:left w:val="none" w:color="FFFFFF" w:sz="0"/>
+          <w:bottom w:val="none" w:color="FFFFFF" w:sz="0"/>
+          <w:right w:val="none" w:color="FFFFFF" w:sz="0"/>
           <w:insideH w:val="none" w:color="FFFFFF" w:sz="0"/>
           <w:insideV w:val="none" w:color="FFFFFF" w:sz="0"/>
         </w:tblBorders>
@@ -140,10 +140,10 @@
       <w:tblPr>
         <w:tblW w:type="pct" w:w="100%"/>
         <w:tblBorders>
-          <w:top w:val="single" w:color="BFD8E3" w:sz="4"/>
-          <w:left w:val="single" w:color="BFD8E3" w:sz="4"/>
-          <w:bottom w:val="single" w:color="BFD8E3" w:sz="4"/>
-          <w:right w:val="single" w:color="BFD8E3" w:sz="4"/>
+          <w:top w:val="none" w:color="FFFFFF" w:sz="0"/>
+          <w:left w:val="none" w:color="FFFFFF" w:sz="0"/>
+          <w:bottom w:val="none" w:color="FFFFFF" w:sz="0"/>
+          <w:right w:val="none" w:color="FFFFFF" w:sz="0"/>
           <w:insideH w:val="none" w:color="FFFFFF" w:sz="0"/>
           <w:insideV w:val="none" w:color="FFFFFF" w:sz="0"/>
         </w:tblBorders>
@@ -208,10 +208,10 @@
       <w:tblPr>
         <w:tblW w:type="pct" w:w="100%"/>
         <w:tblBorders>
-          <w:top w:val="single" w:color="BFD8E3" w:sz="4"/>
-          <w:left w:val="single" w:color="BFD8E3" w:sz="4"/>
-          <w:bottom w:val="single" w:color="BFD8E3" w:sz="4"/>
-          <w:right w:val="single" w:color="BFD8E3" w:sz="4"/>
+          <w:top w:val="none" w:color="FFFFFF" w:sz="0"/>
+          <w:left w:val="none" w:color="FFFFFF" w:sz="0"/>
+          <w:bottom w:val="none" w:color="FFFFFF" w:sz="0"/>
+          <w:right w:val="none" w:color="FFFFFF" w:sz="0"/>
           <w:insideH w:val="none" w:color="FFFFFF" w:sz="0"/>
           <w:insideV w:val="none" w:color="FFFFFF" w:sz="0"/>
         </w:tblBorders>
@@ -276,10 +276,10 @@
       <w:tblPr>
         <w:tblW w:type="pct" w:w="100%"/>
         <w:tblBorders>
-          <w:top w:val="single" w:color="BFD8E3" w:sz="4"/>
-          <w:left w:val="single" w:color="BFD8E3" w:sz="4"/>
-          <w:bottom w:val="single" w:color="BFD8E3" w:sz="4"/>
-          <w:right w:val="single" w:color="BFD8E3" w:sz="4"/>
+          <w:top w:val="none" w:color="FFFFFF" w:sz="0"/>
+          <w:left w:val="none" w:color="FFFFFF" w:sz="0"/>
+          <w:bottom w:val="none" w:color="FFFFFF" w:sz="0"/>
+          <w:right w:val="none" w:color="FFFFFF" w:sz="0"/>
           <w:insideH w:val="none" w:color="FFFFFF" w:sz="0"/>
           <w:insideV w:val="none" w:color="FFFFFF" w:sz="0"/>
         </w:tblBorders>
